--- a/example_articles/countries/United States/2.countries_United States_New_York_Times.docx
+++ b/example_articles/countries/United States/2.countries_United States_New_York_Times.docx
@@ -27,17 +27,17 @@
     </w:p>
     <w:p>
       <w:r>
-        <w:t>Source File: NYT/34.DOCX</w:t>
+        <w:t>Source file: NYT/34.DOCX</w:t>
       </w:r>
     </w:p>
     <w:p>
       <w:r>
-        <w:t>Raw locations result: ['New York']</w:t>
+        <w:t>Raw locations result, 'locations': ['New York']</w:t>
       </w:r>
     </w:p>
     <w:p>
       <w:r>
-        <w:t>countries_stand_flat (Standardized): United States</w:t>
+        <w:t>Standardized locations result, 'countries_stand_flat': United States</w:t>
       </w:r>
     </w:p>
     <w:p>

--- a/example_articles/countries/United States/2.countries_United States_New_York_Times.docx
+++ b/example_articles/countries/United States/2.countries_United States_New_York_Times.docx
@@ -7,7 +7,7 @@
         <w:pStyle w:val="Heading1"/>
       </w:pPr>
       <w:r>
-        <w:t>Sculptures Are Changing the Look of Barcelona</w:t>
+        <w:t>Unseating Helms: Rival Charts His Uphill Climb</w:t>
       </w:r>
     </w:p>
     <w:p>
@@ -17,22 +17,22 @@
     </w:p>
     <w:p>
       <w:r>
-        <w:t>Date: 1990-09-04</w:t>
+        <w:t>Date: 1990-07-16</w:t>
       </w:r>
     </w:p>
     <w:p>
       <w:r>
-        <w:t>Section: Section C; Page 13, Column 1; Cultural Desk</w:t>
+        <w:t>Section: Section A; Page 1, Column 2; National Desk</w:t>
       </w:r>
     </w:p>
     <w:p>
       <w:r>
-        <w:t>Source file: NYT/34.DOCX</w:t>
+        <w:t>Source file: NYT/52.DOCX</w:t>
       </w:r>
     </w:p>
     <w:p>
       <w:r>
-        <w:t>Raw locations result, 'locations': ['New York']</w:t>
+        <w:t>Raw locations result, 'locations': ['North Carolina']</w:t>
       </w:r>
     </w:p>
     <w:p>
@@ -49,71 +49,83 @@
     </w:p>
     <w:p>
       <w:r>
-        <w:t>As a striking exception to its practice of commissioning works, the city recently purchased a 21-foot-long whimsical cat by Fernando Botero.</w:t>
+        <w:t>Harvey Gantt is telling the Harvey Gantt story, spinning it into a rich tapestry of the American Dream.</w:t>
         <w:br/>
-        <w:t>''It's kind of astonishing, isn't it?'' Ms. Pepper said in an interview. ''There is more energy in this place than any other place I've ever known.'' She herself is close to completing two companion sculptures: a peaked mass covered in ceramic, and an elegant spiral of trees lined with smaller ceramic masses that double as benches.</w:t>
+        <w:t>It begins with his parents, striving in a segregated South, always believing in the promise of America. It ends with their son, the first black student at Clemson University, the first black Mayor of Charlotte, now center stage in an an epic political battle: a race against Jesse Helms for the United States Senate.</w:t>
         <w:br/>
-        <w:t>Art History With a Twist</w:t>
+        <w:t>Mr. Gantt is preaching to the choir on this night in Greensboro, to a warmly supportive convention of black members of the United Church of Christ. But his message is one he has taken throughout this state and beyond: Mr. Helms can be beaten, North Carolina is ready to move beyond him, and Mr. Gantt, this proud product of the New South, is the man who can do it.</w:t>
         <w:br/>
-        <w:t>The program in part reflects the sensitivities of this port city. Barcelona and its region, Catalonia, were one of Europe's greatest centers of medieval art and architecture. At the turn of the century, it was a center of Art Nouveau. The young Pablo Picasso found inspiration in a brothel here and painted ''Les Demoiselles d'Avignon,'' setting the stage for Cubism and changing art history forever. Other of the region's contributions to modern art include Miro and Salvador Dali.</w:t>
+        <w:t>''We want people to get excited about this election,'' Mr. Gantt said. ''We want them to be driven crazy by the notion that they can make a difference. We want a crusade.'' Close Race With Incumbent Almost no other Senate race against an incumbent is as close in the public opinion polls the battle between Mr. Helms and Mr. Gantt. But the Helms mystique of invincibility is powerful in North Carolina; many Democrats have yet to recover from the 1984 Helms race, when former Gov. Jim Hunt, who seemed so formidable a challenger, went down to bitter defeat.</w:t>
         <w:br/>
-        <w:t>And all of it was done with - or perhaps because of - a Catalan twist. The region fights fiercely to maintain its language, its culture and its political autonomy inside Spain.</w:t>
+        <w:t>As a result, many Democrats look on the current polls as promising, but see a difficult, point-by-point struggle ahead. Mr. Gantt is trying to make people believe that this time the Democrats can prevail.</w:t>
         <w:br/>
-        <w:t>''They're not doing this for tourism,'' Ms. Pepper said. ''They're doing it for civic pride. There is a whole other feeling about art here.''</w:t>
+        <w:t>So begins another struggle for the soul of North Carolina, rich with characters and plot lines and passions that transcend the bounds of most campaigns. ''Elections with Jesse Helms always have a larger-than-life quality to them,'' said a Democratic strategist, and no novelist could have chosen a more intriguing rival than Mr. Gantt, a 47-year-old architect whose career has been a symbol of change in the modern South.</w:t>
         <w:br/>
-        <w:t>But behind the program, too, has been a bold theory of urban planning. Since 1979, two successive Socialist city administrations dominated by young intellectuals and architects have turned away from a traditional planning emphasis on grand sociological and engineering schemes to focus on a potpourri of projects intended to revive neighborhood identity and street life. Forty years of economic hardship and a fascist fetish for organization under Franco had sapped the communal street life that is the lifeblood of any thriving city, and particularly a Mediterranean one. The Franco years imposed a dense ring of dreary blue-collar apartment blocks that were choking the city.</w:t>
+        <w:t>This will indeed be a crusade, many North Carolinians say, and not just between Democrats and Republicans. It has a national audience, swelled by artists outraged over Mr. Helms' campaign against the National Endowment for the Arts, by lesbians and gay men outraged over his repeated attacks on their causes, and by an army of conservatives cheering Mr. Helms on.</w:t>
         <w:br/>
         <w:t xml:space="preserve"> </w:t>
         <w:br/>
-        <w:t>'A New Democracy'</w:t>
+        <w:t>Battling for the Middle</w:t>
         <w:br/>
-        <w:t>The centerpieces of the new plan are the more than 150 plazas and a dozen new parks, designed by the Socialists' first planning czar, Oriol Bohigas, and carried out by his successor, Josep Antoni Acebillo. The sculptures were introduced, Mr. Bohigas said, to give dignity to these public spaces, most of them in working-class neighborhoods.</w:t>
+        <w:t>Mr. Gantt's challenge begins with a simple equation. Democrats and Republicans alike say that 40 percent to 45 percent of North Carolina's voters are adamantly opposed to Mr. Helms, with about the same fervently behind him. The battle is for the white working-class and middle-class voters in the middle.</w:t>
         <w:br/>
-        <w:t>''It's a new type of urban planning for a new democracy,'' he said, adding that other European cities, like Paris and Berlin, are moving toward similar planning approaches.</w:t>
+        <w:t>As a result, Democrats want to cast the race as a simple choice: an arch-conservative who is consumed with fringe causes and out of touch with the needs of the state versus a progressive workhorse devoted to education, health care, the bread-and-butter concerns of working families.</w:t>
         <w:br/>
-        <w:t>That so many renowned artists were included, however, was serendipitous. On a visit to New York in the early 1980's, Barcelona's first Socialist Mayor, Narcis Serra, who was in his 30's, spent a night of art, dinner and punk rock in SoHo with Mr. Corbero, the Catalan sculptor, and several American sculptors. Mayor Serra came away inspired with the possibilities. Mr. Corbero and Mr. Hellman soon became volunteer go-betweens in finding the artists.</w:t>
+        <w:t>''That's where my message is: working families need a better break,'' Mr. Gantt said.</w:t>
+        <w:br/>
+        <w:t>Republicans want a very different race, casting it as a struggle between a tax-and-spend liberal and a principled conservative who is a trusted incumbent committed to cutting Government spending and protecting basic values.</w:t>
         <w:br/>
         <w:t xml:space="preserve"> </w:t>
         <w:br/>
-        <w:t>Freedom From Cost</w:t>
+        <w:t>'Centerpiece Social Issue'</w:t>
         <w:br/>
-        <w:t>The response by sculptors has been overwhelming. They are paid $20,000, far less than some of them usually command. But their expenses for travel, materials and labor - more than $1 million in some cases - are paid for. Moreover, they say they rejoice in their artistic freedom and in the chance to share in the rebirth of Barcelona and Spanish democracy.</w:t>
+        <w:t>The issue of arts financing will probably be the ''centerpiece social issue'' of the campaign, said Charles Black, an adviser to the Helms organization.</w:t>
         <w:br/>
-        <w:t>''You're not well paid, but you're well gratified,'' Mr. Corbero said in an interview.</w:t>
+        <w:t>For all the furor outside North Carolina, Republicans say that most voters here will side with Mr. Helms in his campaign against the National Endowment for the Arts for supporting works that Mr. Helms considers obscene. Some Democrats agree that the arts issue is problematic for their cause.</w:t>
         <w:br/>
-        <w:t>Under the city's current Mayor, Pascual Maragall, another Socialist intellectual, the program still has no budget and no formal screening commission. Mr. Acebillo, the current planner, makes the decisions. The money, taken from different city budgets as needed, is often said to come from what city officials call the ''disaster budget'' - a fund to undo what Franco did to the city.</w:t>
+        <w:t>''It's not boobism,'' said Gary Pearce, who ran Mr. Hunt's 1984 campaign. ''When people see all the needs in this country, the S.&amp; L.'s, the deficit, all the problems, and you say, 'Do you want $2 million of your tax dollars to go for this?' people say, 'That's ridiculous.' ''</w:t>
         <w:br/>
-        <w:t>''There are no bureaucratic problems,'' Ms. Pepper said. ''In most cities, the contracts are so complicated that you feel boxed in. You become a contractor more than an artist. Here, it's been exactly like working for a private collector, only better: there are many more people who can see and share your work.''</w:t>
+        <w:t>The disgust was palpable on a local talk radio show this week, when a caller railed against an artist ''who covers her nude body with chocolate.'' The caller concluded, ''I'm all for Jesse Helms.'' The caller was referring to Karen Finley, an artist who was recently denied an endowment grant.</w:t>
         <w:br/>
-        <w:t>Such informality has its drawbacks. Some sculptures have been damaged or soiled because of poor maintenance, though the city has moved to rectify that.</w:t>
+        <w:t>Mr. Gantt defends the endowment and opposes the restrictions on it pushed by Mr. Helms, although he adds he would''protect minors from these types of things.'' But he argues that the campaign should be about issues more important to North Carolinians.</w:t>
         <w:br/>
         <w:t xml:space="preserve"> </w:t>
         <w:br/>
-        <w:t>Toward a More Scenic City</w:t>
+        <w:t>'Hot Button Issues'</w:t>
         <w:br/>
-        <w:t>Some of the more spectacular sculptures in working-class neighborhoods today include Mr. Hunt's ''Rites of Spring,'' a sinuous and sensuously draped metal standing figure. The statue, cozily surrounded by brick arches left from a work shed, is at one end of the dramatically landscaped Parc del Clot, a former railroad yard.</w:t>
+        <w:t>''I expect a lot of his issues will be what we call the hot button issues,'' Mr. Gantt said. ''We'll be saying, No, the thing we really ought to be concerned about in America is where we're going to be as a nation as we compete in this new kind of world.''</w:t>
         <w:br/>
-        <w:t>Mr. Chillida's ''Eulogy to Water,'' a huge four-fingered steel vise, is suspended over a swimming pool in Parc de la Creueta del Coll, a former rock quarry. One of Mr. Kelly's three sculptures, a tall flat-faced totem, stands nearby. His other two pieces, an aluminum- colored totem and a brown metal wedge, stand like two rocks in the Parc de la Pegaso, the former site of a truck factory.</w:t>
+        <w:t>But some Democrats are wary, saying Mr. Helms is a genius at defining himself by defining his enemies. ''If you let Helms frame the race as whether you're for decent, God-fearing people, or are you for gays, radical feminists and arts people, then Helms will win,'' Mr. Pearce said.</w:t>
         <w:br/>
-        <w:t>Miro's ''Woman and Bird,'' a tall, gawky polychrome figure, is reflected in a pond on the edge of Parc de L'Escorxador, formerly the site of a slaughterhouse.</w:t>
+        <w:t>This poses a strategic challenge for Mr. Gantt, who needs the financial backing of groups who want to defeat Mr. Helms, but could pay a political price for their support. One fund-raising letter for the Helms organzation has already declared that Mr. Gantt is ''backed by the powerful homosexual political lobby.''</w:t>
         <w:br/>
-        <w:t>El Parc de L'Espanya Industrial was the site of a textile factory. At one end of it today is the gigantic playful steel ''Dragon of St. George'' by Andres Nagel. It serves as a children's slide into a pool. The far end of the park is more formal, graced by Mr. Caro's abstract sculpture and a steel one by Pablo Palazuelo that resembles a house.</w:t>
-        <w:br/>
-        <w:t>Mr. Tapies's ''Homage to Picasso'' sits on Passeig de Picasso, a new boulevard created out of a downtown street that had been sliding into tawdry oblivion. The sculpture is a large glass cube with water pouring down its sides. Inside are random pieces of furniture and canvas alluding to Picasso's nonconformity.</w:t>
-        <w:br/>
-        <w:t>Richard Serra incorporated an existing palm tree into his work, which includes two concentric concrete walls and a leaning erector-set tower that together make a Minimalist design out of the rehabilitated Placa de la Palmera.</w:t>
+        <w:t>Mr. Gantt shrugs it off. ''To the extent that those people are interested in defending themselves against the kinds of issues that Mr. Helms has been beating them up on, and want to contribute to our campaign, that's fine,'' he said. His supporters note that Mr. Helms draws heavily on campaign money from out of state.</w:t>
         <w:br/>
         <w:t xml:space="preserve"> </w:t>
         <w:br/>
-        <w:t>A String of Outdoor Museums</w:t>
+        <w:t>Gantt Leads in Poll</w:t>
         <w:br/>
-        <w:t>In almost every instance, the sculptors have chosen their parks or plazas and worked closely with their architects to insure an integral design. Some of the early plazas were criticized for lacking greenery, which the later ones usually include.</w:t>
+        <w:t>An opinion poll for The Charlotte Observer, conducted from June 6 to June 11, right after Mr. Gantt won the Democratic nomination in a primary runoff, showed Mr. Gantt with the support of 44 percent, Mr. Helms with 40 percent and 16 percent undecided. It showed Mr. Helms backed by 50 percent of the whites, as against 35 percent for Mr. Gantt. But many pre-election surveys in other states have found whites reluctant to tell an unknown interviewer thay intended to vote against a black. The Observer telephone survey of 452 registered voters had a margin of sampling error of plus or minus five percentage points.</w:t>
         <w:br/>
-        <w:t>Taken together, the pieces form a sort of outdoor museum of late-20th- century work. They add to an already rich heritage of sculpture from earlier eras around the city.</w:t>
+        <w:t>The newspaper noted that a poll in June 1984 showed Mr. Hunt with a 5 percentage point lead over Mr. Helms. Merle Black, a professor of politics and government at Emory University in Atlanta, said: ''On paper, Helms always looks beatable. A lot of Democrats have seen these numbers before and they know how hard it is to get to 50 percent plus one.''</w:t>
         <w:br/>
-        <w:t>Barcelona, which will be host to the 1992 Summer Olympics, is also in the midst of a flurry of new construction. Some of the newer sculptures, like those by Mr. Botero, Mr. Lichtenstein and Mr. Oldenburg, are being placed in Olympic-related areas. But officials emphasize that the sculpture program is independent, growing out of something deeper in the Catalan soul.</w:t>
+        <w:t>Mr. Gantt, whom Democrats estimate needs close to 40 percent of the white vote to win, has an advantage that Mr. Hunt did not. In 1984, the drag of the Democratic national ticket was considered a crucial factor in the defeat of Mr. Hunt, who lost 52 percent to 48 percent, while Walter F. Mondale lost the state 62 percent to 38 percent.</w:t>
         <w:br/>
-        <w:t>That something is reflected in the sculptures' popularity. When Mr. Corbero's enchanting group of marble moons and shapes on an island in a pond was unveiled, he expected the normal small group of art lovers and officials. Nearly 30,000 people came. His eyes watered, he said.</w:t>
+        <w:t>There is an uneasy quiet in North Carolina as Democrats wait for Mr. Helms' next move. Some reporters here have written that the three-term incumbent seems to be keeping an unusually low profile in the state. His chief strategist, Carter Wrenn, declined a request for an interview.</w:t>
+        <w:br/>
+        <w:t xml:space="preserve"> </w:t>
+        <w:br/>
+        <w:t>No Conservative Campaign</w:t>
+        <w:br/>
+        <w:t>He seemed almost serene in his Charlotte headquarters, decorated with upbeat slogans like, ''Don't say can't, say Gantt.'' He brushes aside the conventional wisdom that would have a black Democrat in a statewide race in the South run a carefully conservative campaign. He opposes the death penalty, will not rule out new taxes, is a supporter of abortion rights who recently addressed the National Organization for Women and does not run away from the liberal label.</w:t>
+        <w:br/>
+        <w:t>''If being liberal means I care about education, call me liberal,'' he says. ''If it's moderate, call me moderate.''</w:t>
+        <w:br/>
+        <w:t>He says he is enjoying himself. His loss three years ago, when he was defeated in his effort for a third term as mayor of Charlotte by a margin of 1 percent, only whetted his appetite for politics, he says.</w:t>
+        <w:br/>
+        <w:t>But Mr. Gantt is riding a crusade. Before he left the United Church of Christ convention the other night, he was cheered on by the Rev. Benjamin Chavis Jr., executive director of the Church's commission for racial justice. Mr. Chavis told the convention that Mr. Gantt's battle may be ''an uphill struggle'' but reached to the precedent of David and Goliath.</w:t>
+        <w:br/>
+        <w:t>''One of the things that gave David his buoyancy was the cheerleading of his community,'' said Mr. Chavis. ''And so we say to you tonight, Harvey: Go get him!''</w:t>
         <w:br/>
         <w:br/>
         <w:t>Graphic</w:t>
@@ -121,7 +133,7 @@
         <w:br/>
         <w:t xml:space="preserve"> </w:t>
         <w:br/>
-        <w:t>Photos: ''Dragon of St. George,'' a steel sculpture by Andres Nagel, at El Parc de L'Espanya Industrial in Barcelona. (pg. C13); ''Woman and Bird,'' a sculpture by Joan Miro in Parc de L'Escor-xador in Barcelona. (pg. C14) (Edward Schumacher for The New York Times)</w:t>
+        <w:t>Photos: Harvey Gantt, who is challenging Jesse Helms for the United States Senate, greeting a supporter Saturday night in Asheville, N.C. (Associated Press) (pg. A1); Senator Jesse Helms of North Carolina, sheltering himself from the sun at a rally, is being challenged for his seat by Harvey Gantt. Recent opinion polls show the race is close. (Associated Press) (pg. A12)</w:t>
       </w:r>
     </w:p>
     <w:sectPr>

--- a/example_articles/countries/United States/2.countries_United States_New_York_Times.docx
+++ b/example_articles/countries/United States/2.countries_United States_New_York_Times.docx
@@ -7,7 +7,7 @@
         <w:pStyle w:val="Heading1"/>
       </w:pPr>
       <w:r>
-        <w:t>Unseating Helms: Rival Charts His Uphill Climb</w:t>
+        <w:t>In A.T.M. Case, A Splashy Trail Of Big Spending</w:t>
       </w:r>
     </w:p>
     <w:p>
@@ -17,22 +17,22 @@
     </w:p>
     <w:p>
       <w:r>
-        <w:t>Date: 1990-07-16</w:t>
+        <w:t>Date: 2013-05-11</w:t>
       </w:r>
     </w:p>
     <w:p>
       <w:r>
-        <w:t>Section: Section A; Page 1, Column 2; National Desk</w:t>
+        <w:t>Section: Section A; Column 0; Metropolitan Desk; Pg. 1</w:t>
       </w:r>
     </w:p>
     <w:p>
       <w:r>
-        <w:t>Source file: NYT/52.DOCX</w:t>
+        <w:t>Source file: NYT/36.DOCX</w:t>
       </w:r>
     </w:p>
     <w:p>
       <w:r>
-        <w:t>Raw locations result, 'locations': ['North Carolina']</w:t>
+        <w:t>Raw locations result, 'locations': ['New York']</w:t>
       </w:r>
     </w:p>
     <w:p>
@@ -49,83 +49,76 @@
     </w:p>
     <w:p>
       <w:r>
-        <w:t>Harvey Gantt is telling the Harvey Gantt story, spinning it into a rich tapestry of the American Dream.</w:t>
+        <w:t>Three worked as bus drivers for special-needs children, two worked at Kmart and another delivered pizza for Domino's.</w:t>
         <w:br/>
-        <w:t>It begins with his parents, striving in a segregated South, always believing in the promise of America. It ends with their son, the first black student at Clemson University, the first black Mayor of Charlotte, now center stage in an an epic political battle: a race against Jesse Helms for the United States Senate.</w:t>
+        <w:t>A majority had gone to high school together, and for the most part they seemed like just another group of men who did little to stand out in their working-class neighborhood in Yonkers.</w:t>
         <w:br/>
-        <w:t>Mr. Gantt is preaching to the choir on this night in Greensboro, to a warmly supportive convention of black members of the United Church of Christ. But his message is one he has taken throughout this state and beyond: Mr. Helms can be beaten, North Carolina is ready to move beyond him, and Mr. Gantt, this proud product of the New South, is the man who can do it.</w:t>
+        <w:t>But around Christmas, something changed. They flaunted Rolex watches, drove new luxury cars and took off on trips to Miami, where they went on more shopping sprees.</w:t>
         <w:br/>
-        <w:t>''We want people to get excited about this election,'' Mr. Gantt said. ''We want them to be driven crazy by the notion that they can make a difference. We want a crusade.'' Close Race With Incumbent Almost no other Senate race against an incumbent is as close in the public opinion polls the battle between Mr. Helms and Mr. Gantt. But the Helms mystique of invincibility is powerful in North Carolina; many Democrats have yet to recover from the 1984 Helms race, when former Gov. Jim Hunt, who seemed so formidable a challenger, went down to bitter defeat.</w:t>
+        <w:t>The eight young men, according to law enforcement officials, had just pulled off the first of two thefts that would ultimately rank among the biggest in New York City history, successful beyond their wildest hopes.</w:t>
         <w:br/>
-        <w:t>As a result, many Democrats look on the current polls as promising, but see a difficult, point-by-point struggle ahead. Mr. Gantt is trying to make people believe that this time the Democrats can prevail.</w:t>
+        <w:t>In all, they are accused of stealing $2.8 million. But, the authorities charge, they were just a small piece of a global ring that executed one of the most far-reaching and best-coordinated crimes of the Internet age, looting $45 million from automated teller machines around the globe, using data stolen from prepaid debit card accounts, all in a matter of hours.</w:t>
         <w:br/>
-        <w:t>So begins another struggle for the soul of North Carolina, rich with characters and plot lines and passions that transcend the bounds of most campaigns. ''Elections with Jesse Helms always have a larger-than-life quality to them,'' said a Democratic strategist, and no novelist could have chosen a more intriguing rival than Mr. Gantt, a 47-year-old architect whose career has been a symbol of change in the modern South.</w:t>
+        <w:t>Despite the sophistication of the crime, the men from Yonkers seemed genuinely awe-struck by their good fortune, according to a law enforcement official involved in the investigation, and their eagerness to flash their profits helped lead to their arrests.</w:t>
         <w:br/>
-        <w:t>This will indeed be a crusade, many North Carolinians say, and not just between Democrats and Republicans. It has a national audience, swelled by artists outraged over Mr. Helms' campaign against the National Endowment for the Arts, by lesbians and gay men outraged over his repeated attacks on their causes, and by an army of conservatives cheering Mr. Helms on.</w:t>
+        <w:t>Alberto Yusi Lajud-Peña, who is believed to have been the leader of the crew, fled to Dominican Republic and quickly bought a pickup truck as he started spending what apparently was his share of the take.</w:t>
         <w:br/>
-        <w:t xml:space="preserve"> </w:t>
+        <w:t>He was killed last month, the victim of a botched robbery devised by his in-laws, according to local law enforcement officials. And the splurges on luxury goods by other members of the crew -- many documented in photographs snapped on their cellphones -- helped build prosecutors' case against them.</w:t>
         <w:br/>
-        <w:t>Battling for the Middle</w:t>
+        <w:t>After the scope and details of the crime became public on Thursday with the unsealing of an indictment in Brooklyn, bank managers flooded the authorities with worried calls, and anyone with a bank card tucked in a wallet was left to wonder, in a world where millions of dollars can be moved with a keystroke, how safe savings were.</w:t>
         <w:br/>
-        <w:t>Mr. Gantt's challenge begins with a simple equation. Democrats and Republicans alike say that 40 percent to 45 percent of North Carolina's voters are adamantly opposed to Mr. Helms, with about the same fervently behind him. The battle is for the white working-class and middle-class voters in the middle.</w:t>
+        <w:t>But most of the New York crew members seemed to be unaware of the dimensions of their crime, said law enforcement officials and people who have spoken to the young men who have been charged.</w:t>
         <w:br/>
-        <w:t>As a result, Democrats want to cast the race as a simple choice: an arch-conservative who is consumed with fringe causes and out of touch with the needs of the state versus a progressive workhorse devoted to education, health care, the bread-and-butter concerns of working families.</w:t>
+        <w:t>''They probably couldn't even find the countries where this scheme was created'' on a map, said Patrick Brackley, a lawyer representing Elvis Rafael Rodriguez, one of those indicted.</w:t>
         <w:br/>
-        <w:t>''That's where my message is: working families need a better break,'' Mr. Gantt said.</w:t>
+        <w:t>Mr. Rodriguez, like the others, entered a not-guilty plea. But Mr. Brackley did not dispute that Mr. Rodriguez was one of the people shown in photographs posing proudly with stacks of stolen cash.</w:t>
         <w:br/>
-        <w:t>Republicans want a very different race, casting it as a struggle between a tax-and-spend liberal and a principled conservative who is a trusted incumbent committed to cutting Government spending and protecting basic values.</w:t>
+        <w:t>''That is the class of criminal you are dealing with,'' Mr. Brackley said, noting that whatever the skills required of the global operation, the New York participants were at the ''very, very low, low end.''</w:t>
         <w:br/>
-        <w:t xml:space="preserve"> </w:t>
+        <w:t>Investigators around the world are still working to identify members of the network and to determine how it was organized and how its participants were recruited. In court documents made public, investigators point to e-mail correspondence between Mr. Lajud and an organization in Russia known to be involved in money laundering.</w:t>
         <w:br/>
-        <w:t>'Centerpiece Social Issue'</w:t>
+        <w:t>They also cite a trip three of the men made to Bucharest, the Romanian capital, on Jan. 9 -- 19 days after the first $5 million was withdrawn from 4,500 A.T.M.'s. The plane tickets, according to court documents, were bought in cash after American Airlines canceled the original reservation, suspecting a stolen credit card had been used to book the flight.</w:t>
         <w:br/>
-        <w:t>The issue of arts financing will probably be the ''centerpiece social issue'' of the campaign, said Charles Black, an adviser to the Helms organization.</w:t>
+        <w:t>''We believe they were carrying a large amount of money with them,'' according to one of the law enforcement officials, who requested anonymity because of the continuing investigation.</w:t>
         <w:br/>
-        <w:t>For all the furor outside North Carolina, Republicans say that most voters here will side with Mr. Helms in his campaign against the National Endowment for the Arts for supporting works that Mr. Helms considers obscene. Some Democrats agree that the arts issue is problematic for their cause.</w:t>
+        <w:t>The Secret Service was alerted soon after the A.T.M.'s were drained in December.</w:t>
         <w:br/>
-        <w:t>''It's not boobism,'' said Gary Pearce, who ran Mr. Hunt's 1984 campaign. ''When people see all the needs in this country, the S.&amp; L.'s, the deficit, all the problems, and you say, 'Do you want $2 million of your tax dollars to go for this?' people say, 'That's ridiculous.' ''</w:t>
+        <w:t>The authorities seized bank surveillance video showing withdrawals by ''cashing crews'' in New York and elsewhere, leaving investigators thousands of hours of footage to review.</w:t>
         <w:br/>
-        <w:t>The disgust was palpable on a local talk radio show this week, when a caller railed against an artist ''who covers her nude body with chocolate.'' The caller concluded, ''I'm all for Jesse Helms.'' The caller was referring to Karen Finley, an artist who was recently denied an endowment grant.</w:t>
+        <w:t>But after crews in about 24 countries struck again on Feb. 19, stealing $40 million in more than 36,000 A.T.M. transactions, the authorities in New York were able to start matching faces from the two series of thefts, the law enforcement official said.</w:t>
         <w:br/>
-        <w:t>Mr. Gantt defends the endowment and opposes the restrictions on it pushed by Mr. Helms, although he adds he would''protect minors from these types of things.'' But he argues that the campaign should be about issues more important to North Carolinians.</w:t>
+        <w:t>The cashing crews largely targeted machines at big banks, rather than at delis or convenience stores, because they allow larger withdrawals, the official said.</w:t>
         <w:br/>
-        <w:t xml:space="preserve"> </w:t>
+        <w:t>In the December and the February thefts, hackers obtained account information from bank card processing companies, then raised withdrawal limits. Crews then encoded the information on cards with magnetic strips and used them at the A.T.M.'s.</w:t>
         <w:br/>
-        <w:t>'Hot Button Issues'</w:t>
+        <w:t>The men arrested as part of the New York crew are Jael Mejia Collado, 23; Joan Luis Minier Lara, 22; Evan Jose Peña, 35; Jose Familia Reyes, 24; Mr. Rodriguez, 24; Emir Yasser Yeje, 24; and Chung Yu-Holguin, 22.</w:t>
         <w:br/>
-        <w:t>''I expect a lot of his issues will be what we call the hot button issues,'' Mr. Gantt said. ''We'll be saying, No, the thing we really ought to be concerned about in America is where we're going to be as a nation as we compete in this new kind of world.''</w:t>
+        <w:t>Only Evan Peña has been in prison before, on a drug conviction. A search of public records did not reveal criminal records for any of the other men.</w:t>
         <w:br/>
-        <w:t>But some Democrats are wary, saying Mr. Helms is a genius at defining himself by defining his enemies. ''If you let Helms frame the race as whether you're for decent, God-fearing people, or are you for gays, radical feminists and arts people, then Helms will win,'' Mr. Pearce said.</w:t>
+        <w:t>Learning about the case this week, Milton Velez, 49, who has known Mr. Rodriguez since childhood, shook his head in disbelief.</w:t>
         <w:br/>
-        <w:t>This poses a strategic challenge for Mr. Gantt, who needs the financial backing of groups who want to defeat Mr. Helms, but could pay a political price for their support. One fund-raising letter for the Helms organzation has already declared that Mr. Gantt is ''backed by the powerful homosexual political lobby.''</w:t>
+        <w:t>''That guy? Wow. I'm really surprised,'' he said. ''He was always a good kid. I'd drive him and his mom and his little brother to ShopRite, and he'd help me upstairs with the groceries.''</w:t>
         <w:br/>
-        <w:t>Mr. Gantt shrugs it off. ''To the extent that those people are interested in defending themselves against the kinds of issues that Mr. Helms has been beating them up on, and want to contribute to our campaign, that's fine,'' he said. His supporters note that Mr. Helms draws heavily on campaign money from out of state.</w:t>
+        <w:t>But when the authorities started to round up his friends in early March, Mr. Rodriguez fled to John F. Kennedy International Airport to board a flight to the Dominican Republic. He was arrested at the airport, according to the law enforcement official.</w:t>
         <w:br/>
-        <w:t xml:space="preserve"> </w:t>
+        <w:t>Mr. Lajud, the suspected crew leader, was more successful, arriving in the Dominican Republic around April 11, friends and relatives said. He split time between Santiago, his birth city, and San Francisco de Macorís, the nearby city where his wife lived.</w:t>
         <w:br/>
-        <w:t>Gantt Leads in Poll</w:t>
+        <w:t>Soon after arriving in the Dominican Republic, he paid $23,000 for a 2006 Toyota pickup truck.</w:t>
         <w:br/>
-        <w:t>An opinion poll for The Charlotte Observer, conducted from June 6 to June 11, right after Mr. Gantt won the Democratic nomination in a primary runoff, showed Mr. Gantt with the support of 44 percent, Mr. Helms with 40 percent and 16 percent undecided. It showed Mr. Helms backed by 50 percent of the whites, as against 35 percent for Mr. Gantt. But many pre-election surveys in other states have found whites reluctant to tell an unknown interviewer thay intended to vote against a black. The Observer telephone survey of 452 registered voters had a margin of sampling error of plus or minus five percentage points.</w:t>
+        <w:t>His wife's cousins, with whom Mr. Lajud and his wife lived after he arrived, realized that he had come into a large amount of money and orchestrated a plan to rob him, local prosecutors said.</w:t>
         <w:br/>
-        <w:t>The newspaper noted that a poll in June 1984 showed Mr. Hunt with a 5 percentage point lead over Mr. Helms. Merle Black, a professor of politics and government at Emory University in Atlanta, said: ''On paper, Helms always looks beatable. A lot of Democrats have seen these numbers before and they know how hard it is to get to 50 percent plus one.''</w:t>
+        <w:t>''We are continuing to investigate, but we don't have any reason to believe that it was related to the case in the United States,'' Regis Victorio-Reyes, a local district attorney, said.</w:t>
         <w:br/>
-        <w:t>Mr. Gantt, whom Democrats estimate needs close to 40 percent of the white vote to win, has an advantage that Mr. Hunt did not. In 1984, the drag of the Democratic national ticket was considered a crucial factor in the defeat of Mr. Hunt, who lost 52 percent to 48 percent, while Walter F. Mondale lost the state 62 percent to 38 percent.</w:t>
+        <w:t>For his part, Mr. Lajud seemed aware that someone might be out to harm him.</w:t>
         <w:br/>
-        <w:t>There is an uneasy quiet in North Carolina as Democrats wait for Mr. Helms' next move. Some reporters here have written that the three-term incumbent seems to be keeping an unusually low profile in the state. His chief strategist, Carter Wrenn, declined a request for an interview.</w:t>
+        <w:t>''He'd go straight from the house to the truck with the pistol in his hand for everyone to see,'' a San Francisco resident said.</w:t>
         <w:br/>
-        <w:t xml:space="preserve"> </w:t>
+        <w:t>On April 27, Mr. Lajud was playing dominoes with his wife's cousins in a single-story concrete home. In the bedroom lay an envelope filled with $100,000, along with an M-16 machine gun, a 9-millimeter Smith &amp; Wesson pistol, a .22-caliber Ruger handgun and boxes of ammunition, the police said.</w:t>
         <w:br/>
-        <w:t>No Conservative Campaign</w:t>
+        <w:t>When two hooded men entered the home, Mr. Lajud drew a .45-caliber Glock pistol but was shot five times, according to Col. Juan Luis Sierra of the National Police. The hooded men and the wife's cousins fled, leaving the cash.</w:t>
         <w:br/>
-        <w:t>He seemed almost serene in his Charlotte headquarters, decorated with upbeat slogans like, ''Don't say can't, say Gantt.'' He brushes aside the conventional wisdom that would have a black Democrat in a statewide race in the South run a carefully conservative campaign. He opposes the death penalty, will not rule out new taxes, is a supporter of abortion rights who recently addressed the National Organization for Women and does not run away from the liberal label.</w:t>
         <w:br/>
-        <w:t>''If being liberal means I care about education, call me liberal,'' he says. ''If it's moderate, call me moderate.''</w:t>
-        <w:br/>
-        <w:t>He says he is enjoying himself. His loss three years ago, when he was defeated in his effort for a third term as mayor of Charlotte by a margin of 1 percent, only whetted his appetite for politics, he says.</w:t>
-        <w:br/>
-        <w:t>But Mr. Gantt is riding a crusade. Before he left the United Church of Christ convention the other night, he was cheered on by the Rev. Benjamin Chavis Jr., executive director of the Church's commission for racial justice. Mr. Chavis told the convention that Mr. Gantt's battle may be ''an uphill struggle'' but reached to the precedent of David and Goliath.</w:t>
-        <w:br/>
-        <w:t>''One of the things that gave David his buoyancy was the cheerleading of his community,'' said Mr. Chavis. ''And so we say to you tonight, Harvey: Go get him!''</w:t>
+        <w:t>http://www.nytimes.com/2013/05/11/nyregion/atm-robbery-suspects-may-have-caused-own-undoing.html</w:t>
         <w:br/>
         <w:br/>
         <w:t>Graphic</w:t>
@@ -133,7 +126,11 @@
         <w:br/>
         <w:t xml:space="preserve"> </w:t>
         <w:br/>
-        <w:t>Photos: Harvey Gantt, who is challenging Jesse Helms for the United States Senate, greeting a supporter Saturday night in Asheville, N.C. (Associated Press) (pg. A1); Senator Jesse Helms of North Carolina, sheltering himself from the sun at a rally, is being challenged for his seat by Harvey Gantt. Recent opinion polls show the race is close. (Associated Press) (pg. A12)</w:t>
+        <w:t>PHOTOS: The All County Bus depot in Yonkers. Three of the theft suspects indicted this week in Brooklyn work as bus drivers there. (PHOTOGRAPH BY MICHAEL APPLETON FOR THE NEW YORK TIMES)</w:t>
+        <w:br/>
+        <w:t>A photo shows about $20,000 sitting on cans of beer following a series of thefts from A.T.M.'s in New York in February. (PHOTOGRAPH BY U.S. ATTORNEY'S OFFICE FOR THE EASTERN DISTRICT OF NEW YORK)</w:t>
+        <w:br/>
+        <w:t xml:space="preserve"> Elvis Rafael Rodriguez is one  of the suspects in the case. (A16)</w:t>
       </w:r>
     </w:p>
     <w:sectPr>
